--- a/storage/templates/normalized-docx/BM-158/BM-158_normalized.docx
+++ b/storage/templates/normalized-docx/BM-158/BM-158_normalized.docx
@@ -458,7 +458,7 @@
               <w:rPr>
                 <w:sz w:val="22"/>
               </w:rPr>
-              <w:t>……………….</w:t>
+              <w:t>{{agency.vienKiem}}</w:t>
             </w:r>
           </w:p>
           <w:p>
@@ -482,7 +482,7 @@
                 <w:b/>
                 <w:sz w:val="22"/>
               </w:rPr>
-              <w:t>……………………………</w:t>
+              <w:t>{{agency.vienKiem}}</w:t>
             </w:r>
           </w:p>
         </w:tc>
@@ -797,7 +797,7 @@
                 <w:sz w:val="28"/>
                 <w:szCs w:val="28"/>
               </w:rPr>
-              <w:t>...</w:t>
+              <w:t>{{document.soDanh}}</w:t>
             </w:r>
             <w:r>
               <w:rPr>
@@ -815,7 +815,7 @@
                 <w:sz w:val="28"/>
                 <w:szCs w:val="28"/>
               </w:rPr>
-              <w:t>năm 20...</w:t>
+              <w:t>{{agency.diaDanh}}</w:t>
             </w:r>
           </w:p>
         </w:tc>
@@ -1694,9 +1694,9 @@
   <w:docDefaults>
     <w:rPrDefault>
       <w:rPr>
-        <w:rFonts w:asciiTheme="minorHAnsi" w:eastAsiaTheme="minorHAnsi" w:hAnsiTheme="minorHAnsi" w:cstheme="minorBidi"/>
-        <w:sz w:val="22"/>
-        <w:szCs w:val="22"/>
+        <w:rFonts w:ascii="Times New Roman" w:eastAsia="Times New Roman" w:hAnsi="Times New Roman" w:cs="Times New Roman"/>
+        <w:sz w:val="26"/>
+        <w:szCs w:val="26"/>
         <w:lang w:val="en-US" w:eastAsia="en-US" w:bidi="ar-SA"/>
       </w:rPr>
     </w:rPrDefault>
@@ -2092,8 +2092,9 @@
       <w:spacing w:before="60" w:after="60" w:line="312" w:lineRule="auto"/>
     </w:pPr>
     <w:rPr>
-      <w:rFonts w:ascii="Times New Roman" w:eastAsia="Calibri" w:hAnsi="Times New Roman" w:cs="Times New Roman"/>
+      <w:rFonts w:ascii="Times New Roman" w:eastAsia="Times New Roman" w:hAnsi="Times New Roman" w:cs="Times New Roman"/>
       <w:sz w:val="26"/>
+      <w:szCs w:val="26"/>
     </w:rPr>
   </w:style>
   <w:style w:type="character" w:default="1" w:styleId="DefaultParagraphFont">
